--- a/zaini_case_audit_output/outputs/word/documents/140_مذكرة التماس من المحامي الشهري بتاريخ 13-07-1445 ـ ومرفقاتها ـ 42824717.pdf.docx
+++ b/zaini_case_audit_output/outputs/word/documents/140_مذكرة التماس من المحامي الشهري بتاريخ 13-07-1445 ـ ومرفقاتها ـ 42824717.pdf.docx
@@ -91,7 +91,7 @@
           <w:b w:val="0"/>
           <w:i w:val="0"/>
         </w:rPr>
-        <w:t>[رركتم OCR ليثمت — تارملا تائم "ينيز سابع نب دمحا نب ةماسأ" مسال رركم ىوتحملا]</w:t>
+        <w:t>[المحتوى مكرر لاسم "أسامة بن احمد بن عباس زيني" مئات المرات — تمثيل OCR متكرر]</w:t>
       </w:r>
     </w:p>
     <w:p>
@@ -198,7 +198,7 @@
         </w:rPr>
         <w:t>: ) ١٤٢٨ حصة الشیخ أحمد عباس زیني من شرکة تخارج أبار وزیني (</w:t>
         <w:br/>
-        <w:t>250,153,38 = .279*\000,750,136</w:t>
+        <w:t>136,750,000\*.279 = 38,153,250</w:t>
         <w:br/>
         <w:t>) ١٤٢٩ حصة الشیخ أحمد عباس زیني من شرکة الضیافة لألعمال العقاریة (القیمة لعام</w:t>
         <w:br/>
@@ -208,7 +208,7 @@
         <w:br/>
         <w:t>اجمالي قیم الحصص للشیخ أحمد عباس زیني رحمھ هللا:</w:t>
         <w:br/>
-        <w:t>733.92,877,87 = 483.92,724,49+250,153,38</w:t>
+        <w:t>38,153,250+49,724,483.92 = 87,877,733.92</w:t>
       </w:r>
     </w:p>
     <w:p>
@@ -234,7 +234,7 @@
           <w:b w:val="0"/>
           <w:i w:val="0"/>
         </w:rPr>
-        <w:t>[رركتم OCR ليثمت — فلملا ةياهن ىتح تارملا تائم "ينيز سابع نب دمحا نب ةماسأ" مسال رركم ىوتحملا]</w:t>
+        <w:t>[المحتوى مكرر لاسم "أسامة بن احمد بن عباس زيني" مئات المرات حتى نهاية الملف — تمثيل OCR متكرر]</w:t>
       </w:r>
     </w:p>
     <w:sectPr>

--- a/zaini_case_audit_output/outputs/word/documents/140_مذكرة التماس من المحامي الشهري بتاريخ 13-07-1445 ـ ومرفقاتها ـ 42824717.pdf.docx
+++ b/zaini_case_audit_output/outputs/word/documents/140_مذكرة التماس من المحامي الشهري بتاريخ 13-07-1445 ـ ومرفقاتها ـ 42824717.pdf.docx
@@ -104,7 +104,7 @@
           <w:b w:val="0"/>
           <w:i w:val="0"/>
         </w:rPr>
-        <w:t>صدرت ذه الوثيقة من النظام اإللك و ي دمات التوثيق ، و مكن التحقق من ة الوثيقة ع ا دمات اإللك ونية لوزارة العدل،</w:t>
+        <w:t>،لدعلا ةرازول ةينو كللإا تامد ا ع ةقيثولا ة نم ققحتلا نكم و ، قيثوتلا تامد ي و كللإا ماظنلا نم ةقيثولا هذ تردص</w:t>
       </w:r>
     </w:p>
     <w:p>
@@ -117,7 +117,7 @@
           <w:b w:val="0"/>
           <w:i w:val="0"/>
         </w:rPr>
-        <w:t>األطراف :</w:t>
+        <w:t>: فارطلأا</w:t>
       </w:r>
     </w:p>
     <w:p>
@@ -130,7 +130,7 @@
           <w:b w:val="0"/>
           <w:i w:val="0"/>
         </w:rPr>
-        <w:t>#\ الطرف االسم ا سية نوع ال و ة رقم ال و ة الصفة</w:t>
+        <w:t>ةفصلا ة و لا مقر ة و لا عون ةيس ا مسلاا فرطلا \#</w:t>
         <w:br/>
         <w:t>١ مو ل أسامه بن احمد بن عباس ز سعودي ل مد ي ١٠٠٨٠١٧٣٠١ أصالة عن نفسه</w:t>
         <w:br/>
@@ -147,9 +147,9 @@
           <w:b w:val="0"/>
           <w:i w:val="0"/>
         </w:rPr>
-        <w:t>النطاق :</w:t>
+        <w:t>: قاطنلا</w:t>
         <w:br/>
-        <w:t>- يحق للوكيل توكيل الغ - مراجعة جميع ا ات ذات العالقة وإ اء جميع اإلجراءات الالزمة والتوقيع فيما يتطلب ذلك - االستالم و ال سليم</w:t>
+        <w:t>ميلس لا و ملاتسلاا - كلذ بلطتي اميف عيقوتلاو ةمزلالا تاءارجلإا عيمج ءا إو ةقلاعلا تاذ تا ا عيمج ةعجارم - غلا ليكوت ليكولل قحي -</w:t>
       </w:r>
     </w:p>
     <w:p>
@@ -162,9 +162,9 @@
           <w:b w:val="0"/>
           <w:i w:val="0"/>
         </w:rPr>
-        <w:t>الصالحيات</w:t>
+        <w:t>تايحلاصلا</w:t>
         <w:br/>
-        <w:t>املرافعة و املدافعة - سماع الدعاوى والرد عل ا - اإلقرار - اإلن ار - الص - التنازل - اإلبراء - طلب اليم ن ورده واالمتناع عنه - إحضار الش ود والب نات والطعن ف ا - اإلجابة وا رح املطالبات وا اكم</w:t>
+        <w:t>مكا او تابلاطلما حر او ةباجلإا - ا ف نعطلاو تان بلاو دو شلا راضحإ - هنع عانتملااو هدرو ن ميلا بلط - ءاربلإا - لزانتلا - صلا - را نلإا - رارقلإا - ا لع درلاو ىواعدلا عامس - ةعفادلما و ةعفارلما</w:t>
       </w:r>
     </w:p>
     <w:p>
@@ -177,13 +177,13 @@
           <w:b w:val="0"/>
           <w:i w:val="0"/>
         </w:rPr>
-        <w:t>تار خ إصدار الو الة : ١٤٤٥/٠٣/٢٠ ـ | ٢٠٢٣/١٠/٠٥م ٤٥١٥٦٠٥٧٠</w:t>
+        <w:t>٤٥١٥٦٠٥٧٠ م٢٠٢٣/١٠/٠٥ | ـ ١٤٤٥/٠٣/٢٠ : ةلا ولا رادصإ خ رات</w:t>
         <w:br/>
-        <w:t>تار خ إن اء الو الة : ١٤٤٦/٠٣/٢٠ ـ | ٢٠٢٤/٠٩/٢٣م رقم الو الة :</w:t>
+        <w:t>: ةلا ولا مقر م٢٠٢٤/٠٩/٢٣ | ـ ١٤٤٦/٠٣/٢٠ : ةلا ولا ءا نإ خ رات</w:t>
         <w:br/>
-        <w:t>مصدر الو الة :خدمات الو االت اإللك ونية حالة الو الة : معتمدة</w:t>
+        <w:t>ةدمتعم : ةلا ولا ةلاح ةينو كللإا تلاا ولا تامدخ: ةلا ولا ردصم</w:t>
         <w:br/>
-        <w:t>وثيقة وكـالـة وزارة العدل اململكة العر ية السعودية</w:t>
+        <w:t>ةيدوعسلا ةي رعلا ةكلملما لدعلا ةرازو ةـلاـكو ةقيثو</w:t>
       </w:r>
     </w:p>
     <w:p>
@@ -196,17 +196,17 @@
           <w:b w:val="0"/>
           <w:i w:val="0"/>
         </w:rPr>
-        <w:t>: ) ١٤٢٨ حصة الشیخ أحمد عباس زیني من شرکة تخارج أبار وزیني (</w:t>
+        <w:t>) ينیزو رابأ جراخت ةکرش نم ينیز سابع دمحأ خیشلا ةصح ١٤٢٨ ( :</w:t>
         <w:br/>
         <w:t>136,750,000\*.279 = 38,153,250</w:t>
         <w:br/>
-        <w:t>) ١٤٢٩ حصة الشیخ أحمد عباس زیني من شرکة الضیافة لألعمال العقاریة (القیمة لعام</w:t>
+        <w:t>ماعل ةمیقلا) ةیراقعلا لامعلأل ةفایضلا ةکرش نم ينیز سابع دمحأ خیشلا ةصح ١٤٢٩ (</w:t>
         <w:br/>
-        <w:t>956.69,223,178 = .779 x 567,785,228 حصة آل زیني من الشرکة:</w:t>
+        <w:t>:ةکرشلا نم ينیز لآ ةصح 228,785,567 x .779 = 178,223,956.69</w:t>
         <w:br/>
-        <w:t>483.92,724,49 = .279*\956.69,223,178 زیني: حصة الشیخ أحمد عباس</w:t>
+        <w:t>سابع دمحأ خیشلا ةصح :ينیز 178,223,956.69\*.279 = 49,724,483.92</w:t>
         <w:br/>
-        <w:t>اجمالي قیم الحصص للشیخ أحمد عباس زیني رحمھ هللا:</w:t>
+        <w:t>:الله ھمحر ينیز سابع دمحأ خیشلل صصحلا میق يلامجا</w:t>
         <w:br/>
         <w:t>38,153,250+49,724,483.92 = 87,877,733.92</w:t>
       </w:r>
@@ -234,7 +234,7 @@
           <w:b w:val="0"/>
           <w:i w:val="0"/>
         </w:rPr>
-        <w:t>[المحتوى مكرر لاسم "أسامة بن احمد بن عباس زيني" مئات المرات حتى نهاية الملف — تمثيل OCR متكرر]</w:t>
+        <w:t>[رركتم OCR ليثمت — فلملا ةياهن ىتح تارملا تائم "ينيز سابع نب دمحا نب ةماسأ" مسال رركم ىوتحملا]</w:t>
       </w:r>
     </w:p>
     <w:sectPr>
